--- a/Артефакты_теплопроводность/Otchet_teploprovodnost_chip.docx
+++ b/Артефакты_теплопроводность/Otchet_teploprovodnost_chip.docx
@@ -767,7 +767,7 @@
           <w:color w:val="000000"/>
           <w:sz w:val="28"/>
         </w:rPr>
-        <w:t>Расчет выполнен по данным задания в среде MATLAB PDE Modeler. Для дальнейшей обработки использованы сохраненные конечноэлементные решения из файлов wrk_minus.mat и wrk_plus.mat. Поиск положения микросхемы выполнен программно по сетке кандидатов с последующей проверкой температурного диапазона.</w:t>
+        <w:t>Расчет выполнен по данным задания в среде MATLAB PDE Modeler. Для дальнейшей обработки использованы сохраненные конечноэлементные решения из файлов wrk_minus.mat и wrk_plus.mat. Положение микросхемы найдено перебором возможных зон с последующей проверкой температурного диапазона.</w:t>
       </w:r>
     </w:p>
     <w:p>
@@ -1953,7 +1953,7 @@
           <w:color w:val="000000"/>
           <w:sz w:val="28"/>
         </w:rPr>
-        <w:t>Расчетные соотношения и алгоритм</w:t>
+        <w:t>Расчетные соотношения</w:t>
       </w:r>
     </w:p>
     <w:p>
@@ -2047,82 +2047,6 @@
           <w:sz w:val="28"/>
         </w:rPr>
         <w:t>Tmin &gt;= -10 °C;     Tmax &lt;= +30 °C;     Tср = (T1 + T2 + ... + TN) / N</w:t>
-      </w:r>
-    </w:p>
-    <w:p>
-      <w:pPr>
-        <w:spacing w:before="0" w:after="0" w:line="360" w:lineRule="auto"/>
-        <w:ind w:firstLine="709"/>
-        <w:jc w:val="both"/>
-      </w:pPr>
-      <w:r>
-        <w:rPr>
-          <w:rFonts w:ascii="Times New Roman" w:hAnsi="Times New Roman" w:eastAsia="Times New Roman"/>
-          <w:b w:val="0"/>
-          <w:color w:val="000000"/>
-          <w:sz w:val="28"/>
-        </w:rPr>
-        <w:t>Ниже приведен укрупненный алгоритм программной проверки. Полный воспроизводимый скрипт находится в папке артефактов.</w:t>
-      </w:r>
-    </w:p>
-    <w:p>
-      <w:pPr>
-        <w:spacing w:before="0" w:after="0" w:line="360" w:lineRule="auto"/>
-        <w:jc w:val="center"/>
-      </w:pPr>
-      <w:r>
-        <w:drawing>
-          <wp:inline distT="0" distB="0" distL="114300" distR="114300">
-            <wp:extent cx="5507990" cy="4612005"/>
-            <wp:effectExtent l="0" t="0" r="3810" b="10795"/>
-            <wp:docPr id="1" name="Picture 1"/>
-            <wp:cNvGraphicFramePr>
-              <a:graphicFrameLocks xmlns:a="http://schemas.openxmlformats.org/drawingml/2006/main" noChangeAspect="1"/>
-            </wp:cNvGraphicFramePr>
-            <a:graphic xmlns:a="http://schemas.openxmlformats.org/drawingml/2006/main">
-              <a:graphicData uri="http://schemas.openxmlformats.org/drawingml/2006/picture">
-                <pic:pic xmlns:pic="http://schemas.openxmlformats.org/drawingml/2006/picture">
-                  <pic:nvPicPr>
-                    <pic:cNvPr id="1" name="Picture 1"/>
-                    <pic:cNvPicPr>
-                      <a:picLocks noChangeAspect="1"/>
-                    </pic:cNvPicPr>
-                  </pic:nvPicPr>
-                  <pic:blipFill>
-                    <a:blip r:embed="rId8"/>
-                    <a:stretch>
-                      <a:fillRect/>
-                    </a:stretch>
-                  </pic:blipFill>
-                  <pic:spPr>
-                    <a:xfrm>
-                      <a:off x="0" y="0"/>
-                      <a:ext cx="5508000" cy="4612032"/>
-                    </a:xfrm>
-                    <a:prstGeom prst="rect">
-                      <a:avLst/>
-                    </a:prstGeom>
-                  </pic:spPr>
-                </pic:pic>
-              </a:graphicData>
-            </a:graphic>
-          </wp:inline>
-        </w:drawing>
-      </w:r>
-    </w:p>
-    <w:p>
-      <w:pPr>
-        <w:spacing w:before="0" w:after="0" w:line="360" w:lineRule="auto"/>
-        <w:jc w:val="center"/>
-      </w:pPr>
-      <w:r>
-        <w:rPr>
-          <w:rFonts w:ascii="Times New Roman" w:hAnsi="Times New Roman" w:eastAsia="Times New Roman"/>
-          <w:b w:val="0"/>
-          <w:color w:val="000000"/>
-          <w:sz w:val="28"/>
-        </w:rPr>
-        <w:t>Рисунок 1. Фрагмент программы для поиска положения чипа</w:t>
       </w:r>
     </w:p>
     <w:p>
@@ -2313,7 +2237,7 @@
           <w:color w:val="000000"/>
           <w:sz w:val="28"/>
         </w:rPr>
-        <w:t>Рисунок 2. Исходная область и положение процессора</w:t>
+        <w:t>Рисунок 1. Исходная область и положение процессора</w:t>
       </w:r>
     </w:p>
     <w:p>
@@ -2373,7 +2297,7 @@
           <w:color w:val="000000"/>
           <w:sz w:val="28"/>
         </w:rPr>
-        <w:t>Рисунок 3. Конечноэлементная сетка расчетной области</w:t>
+        <w:t>Рисунок 2. Конечноэлементная сетка расчетной области</w:t>
       </w:r>
     </w:p>
     <w:p>
@@ -2624,7 +2548,7 @@
           <w:color w:val="000000"/>
           <w:sz w:val="28"/>
         </w:rPr>
-        <w:t>Рисунок 4. Температурные поля для двух предельных внешних условий</w:t>
+        <w:t>Рисунок 3. Температурные поля для двух предельных внешних условий</w:t>
       </w:r>
     </w:p>
     <w:p>
@@ -2684,7 +2608,7 @@
           <w:color w:val="000000"/>
           <w:sz w:val="28"/>
         </w:rPr>
-        <w:t>Рисунок 5. Изотермы допустимого диапазона температуры чипа</w:t>
+        <w:t>Рисунок 4. Изотермы допустимого диапазона температуры чипа</w:t>
       </w:r>
     </w:p>
     <w:p>
@@ -2737,7 +2661,7 @@
           <w:color w:val="000000"/>
           <w:sz w:val="28"/>
         </w:rPr>
-        <w:t>Всего программная проверка нашла 2354 допустимых положений на расчетной сетке. Для отчета выбраны два разнесенных варианта. Критерий выбора: минимальная средняя температура в зоне чипа при внешней температуре +20 °C.</w:t>
+        <w:t>Всего найдено 2354 допустимых положений на расчетной сетке. Для отчета выбраны два разнесенных варианта. Критерий выбора: минимальная средняя температура в зоне чипа при внешней температуре +20 °C.</w:t>
       </w:r>
     </w:p>
     <w:p>
@@ -3251,7 +3175,7 @@
           <w:color w:val="000000"/>
           <w:sz w:val="28"/>
         </w:rPr>
-        <w:t>Рисунок 6. Два допустимых положения чипа на расчетной области</w:t>
+        <w:t>Рисунок 5. Два допустимых положения чипа на расчетной области</w:t>
       </w:r>
     </w:p>
     <w:p>
@@ -3763,7 +3687,7 @@
           <w:color w:val="000000"/>
           <w:sz w:val="28"/>
         </w:rPr>
-        <w:t>По критерию минимальной средней температуры выбран первый вариант размещения. Выполнение работы позволило закрепить построение геометрии в PDE Modeler, задание граничных условий Дирихле и Неймана, анализ результатов конечноэлементного решения и программный поиск допустимой зоны размещения элемента.</w:t>
+        <w:t>По критерию минимальной средней температуры выбран первый вариант размещения. Выполнение работы позволило закрепить построение геометрии в PDE Modeler, задание граничных условий Дирихле и Неймана, анализ результатов конечноэлементного решения и поиск допустимой зоны размещения элемента.</w:t>
       </w:r>
     </w:p>
     <w:sectPr>
